--- a/por/docx/008.content.docx
+++ b/por/docx/008.content.docx
@@ -166,26 +166,6 @@
       </w:r>
       <w:r>
         <w:rPr>
-          <w:i/>
-          <w:lang w:val="pt_PT" w:bidi="pt_PT"/>
-        </w:rPr>
-        <w:t>Gaã, Gaal, Gaar, Gaás, Gaba, Gabael, Gabai, Gabar-se, Gabata, Gabatá, Gabri, Gabrias, Gabriel, Gadara*, Gadarenos, Gade (Ídolo), Gade (Pessoa), Gade, tribo de, Gadi, Gadi, Gadiel, Gadita, Gado bovino, Gaetã, Gafanhoto, Gafanhoto Cortador, Gafanhoto devorador, Gafanhotos, Gaio, Gaita de foles, Gaivota, Gaivota*, Galácia, Galal, Galba, Gálbano, Galeede, Galileia, Galileia, Mar da, Galim, Galinha, Galinha, Galinha D'Água, Gálio, Galo, Gamade, Gamaditas, Gamaliel, Gamul, Gangrena, Ganso, Garanhão, Garça, Garebe (Lugar), Garebe (Pessoa), Garmita, Gaspar, Gate, Gate-Héfer, Gate-Rimom, Gaulanite*, Gavião, Gaza, Gazão, Gazara, Gazela, Gazez, Gazitas, Ge-Harashim, Vale dos Artesãos, Geada, Geazi, Geba, Gebal, Gebalita, Geber, Gebim, Gedalias, Gedalti, Geder, Gedera, gederatitas, Gederotaim, Gederote, Gedolim, Gedor (lugar), Gedor (Pessoa), Geena*, Gelilote, Gemali, Gemara, Gemarias, Gematria, Genealogia, Genealogia de Jesus Cristo, Genesaré, Genesaré, Lago de, Geneu, Genaeu, Gentios, Gentios, Pátio dos, Genubate, Gera, Gerá, Gerão, Gerar, Gerasa*, Gerasenos, Gergesa, gergesenos, Gerizim, Monte, Gersitas, Gérson, GÉRSON, gersonitas, Gerute-Quimã, Gesã, Gesém, Gesur, Gesuritas, Geter, Geteu, Getsêmani, Geuel, Gezer, Giá, Gibar, Gibeá (Lugar), Gibeá (Pessoa), Gibeá-Eloim, Gibeão, gibeonitas, Gibeate-Haralote, Gibeatita, Gibetom, Gidalti, Gideão, Gidel, Gideoni, Gidom, Gigantes, Gigantes, Vale dos, Gilalai, Gileade (lugar), Gileade (Pessoa), GILEADE, Bálsamo de, Gileadita, Gilgal, Gilo, gilonita, Ginásio, Ginate, Ginetom, Ginzo, Giom, Fonte de, Girgaseus, Girzitas, Gispa, Gitaim, Gitite, Gizom, Gizonita, Globo, Glória, Glorificação, Glossolalia, Gnosticismo, Goa, Gobe, Gogue, Goim, Goim, Golã, Golfo de Ácaba, Gólgota, Golias, Goma, Gômer, Gômer, Gomorra, Górgias, Gortina, Gósen, Governador, Governante, Gozã, Graça, Grade, Grama de joio, Grande Lagarto, Grão, Gratidão, Gravador, gravura, Grécia, Grego, Grego Koiné, Grelha, Grade, Grilo, Grou, Guarda, Guarda, Pátio da, Guarda, Portão da, Guardião, Gudgoda, Guerra, Guerra dos filhos da luz contra os filhos das trevas, Guerra santa, Guisado, Guni, Gunita, Gur-Baal, Gur, Subida de</w:t>
-      </w:r>
-      <w:r>
-        <w:rPr>
-          <w:lang w:val="pt_PT" w:bidi="pt_PT"/>
-        </w:rPr>
-      </w:r>
-    </w:p>
-    <w:p>
-      <w:pPr/>
-      <w:r>
-        <w:rPr>
-          <w:lang w:val="pt_PT" w:bidi="pt_PT"/>
-        </w:rPr>
-      </w:r>
-      <w:r>
-        <w:rPr>
           <w:lang w:val="pt_PT" w:bidi="pt_PT"/>
         </w:rPr>
         <w:t xml:space="preserve"> </w:t>
@@ -1332,7 +1312,7 @@
         <w:rPr>
           <w:lang w:val="pt_PT" w:bidi="pt_PT"/>
         </w:rPr>
-        <w:t xml:space="preserve">). </w:t>
+        <w:t xml:space="preserve">). Em </w:t>
       </w:r>
       <w:hyperlink r:id="rId48">
         <w:r>
@@ -1350,7 +1330,7 @@
         <w:rPr>
           <w:lang w:val="pt_PT" w:bidi="pt_PT"/>
         </w:rPr>
-        <w:t xml:space="preserve"> contrasta a visão rabínica de gloriar-se nos sofrimentos com a de Paulo. Paulo acreditava que seus sofrimentos apontavam para o poder de Deus e sua esperança para o futuro.</w:t>
+        <w:t xml:space="preserve"> Paulo reformula o sofrimento, não como motivo para autoconfiança, mas como evidência do poder de Deus em ação e como fonte de esperança para o futuro.</w:t>
       </w:r>
     </w:p>
     <w:p>
@@ -2158,7 +2138,7 @@
         <w:rPr>
           <w:lang w:val="pt_PT" w:bidi="pt_PT"/>
         </w:rPr>
-        <w:t xml:space="preserve">O nome Gadara indica que a cidade era de origem semítica. Estava localizada de 8 a 10 quilômetros a sudeste do Mar da Galileia, e seu território incluía as fontes termais de el Hamme, ao norte do rio Yarmuk. A primeira referência a ele na história foi quando foi capturado por Antíoco III (218 a.C.). Mais tarde, foi tomada pelos judeus sob Alexandre Janeu (103 a.C.), e os habitantes foram escravizados e forçados a receber a lei de Moisés. A cidade foi demolida pelos judeus, mas quando a área foi reconquistada por Pompeu, foi reconstruída (63 a.C.). Tornou-se uma cidade livre sob Pompeu e se juntou à federação de cidades gregas na Transjordânia conhecida como Decápolis. Augusto César acrescentou Gadara ao território de Herodes, o Grande (30 a.C.), e na morte de Herodes, foi anexado à Síria (4 a.C.). Durante a rebelião judaica (66–70 d.C.), Vespasiano tomou a cidade, e ela continuou a florescer por muitos anos. Era a sede de um bispado cristão de 325 d.C. até a conquista muçulmana. </w:t>
+        <w:t xml:space="preserve">O nome Gadara indica que a cidade era de origem semítica. Estava localizada de 8 a 10 quilômetros a sudeste do Mar da Galileia, e seu território incluía as fontes termais de el Hamme, ao norte do rio Yarmuk. A primeira referência a ele na história foi quando foi capturado por Antíoco III (218 a.C.). Mais tarde, foi tomada pelos judeus sob Alexandre Janeu (103 a.C.), e os habitantes foram escravizados e forçados a receber a lei de Moisés. A cidade foi demolida pelos judeus, mas quando a área foi reconquistada por Pompeu, foi reconstruída (63 a.C.). A cidade então se juntou a um grupo de dez cidades gregas chamado Decápolis. Todas, exceto uma, estavam localizadas na Transjordânia (a leste do rio Jordão). Augusto César acrescentou Gadara ao território de Herodes, o Grande (30 a.C.), e na morte de Herodes, foi anexado à Síria (4 a.C.). Durante a rebelião judaica (66–70 d.C.), Vespasiano tomou a cidade, e ela continuou a florescer por muitos anos. Era a sede de um bispado cristão de 325 d.C. até a conquista muçulmana. </w:t>
       </w:r>
       <w:r>
         <w:rPr>

--- a/por/docx/008.content.docx
+++ b/por/docx/008.content.docx
@@ -19,7 +19,7 @@
         <w:rPr>
           <w:lang w:val="pt_PT" w:bidi="pt_PT"/>
         </w:rPr>
-        <w:t>Resource: Dicionário Bíblico (Tyndale)</w:t>
+        <w:t>Resource: Tyndale Open Bible Dictionary</w:t>
       </w:r>
       <w:r>
         <w:rPr>
@@ -112,7 +112,7 @@
         <w:rPr>
           <w:lang w:val="pt_PT" w:bidi="pt_PT"/>
         </w:rPr>
-        <w:t>Dicionário Bíblico (Tyndale)</w:t>
+        <w:t>Tyndale Open Bible Dictionary</w:t>
       </w:r>
     </w:p>
     <w:p>

--- a/por/docx/008.content.docx
+++ b/por/docx/008.content.docx
@@ -20542,6 +20542,181 @@
           <w:lang w:val="pt_PT" w:bidi="pt_PT"/>
         </w:rPr>
         <w:t>Mar da Galileia</w:t>
+      </w:r>
+      <w:r>
+        <w:rPr>
+          <w:lang w:val="pt_PT" w:bidi="pt_PT"/>
+        </w:rPr>
+        <w:t>.</w:t>
+      </w:r>
+      <w:r>
+        <w:rPr>
+          <w:lang w:val="pt_PT" w:bidi="pt_PT"/>
+        </w:rPr>
+      </w:r>
+      <w:r>
+        <w:rPr>
+          <w:lang w:val="pt_PT" w:bidi="pt_PT"/>
+        </w:rPr>
+      </w:r>
+    </w:p>
+    <w:p>
+      <w:pPr/>
+      <w:r>
+        <w:rPr>
+          <w:lang w:val="pt_PT" w:bidi="pt_PT"/>
+        </w:rPr>
+      </w:r>
+    </w:p>
+    <w:p>
+      <w:pPr>
+        <w:pStyle w:val="Heading2"/>
+      </w:pPr>
+      <w:r>
+        <w:rPr>
+          <w:lang w:val="pt_PT" w:bidi="pt_PT"/>
+        </w:rPr>
+        <w:t>Gênesis Apócrifo</w:t>
+      </w:r>
+      <w:r>
+        <w:rPr>
+          <w:lang w:val="pt_PT" w:bidi="pt_PT"/>
+        </w:rPr>
+      </w:r>
+    </w:p>
+    <w:p>
+      <w:pPr/>
+      <w:r>
+        <w:rPr>
+          <w:lang w:val="pt_PT" w:bidi="pt_PT"/>
+        </w:rPr>
+      </w:r>
+      <w:r>
+        <w:rPr>
+          <w:lang w:val="pt_PT" w:bidi="pt_PT"/>
+        </w:rPr>
+        <w:t>O Gênesis Apócrifo é o nome dado a um dos sete grandes Rolos do Mar Morto encontrados na primeira caverna de Qumran em 1947. O arcebispo sírio de Jerusalém obteve este rolo junto com outros três. No entanto, eles não conseguiram desenrolá-lo ou fotografá-lo porque estava em mau estado. Ao contrário de outros rolos, não havia sido armazenado em um jarro de barro. Algumas pequenas peças se quebraram, e certas palavras nelas sugeriram que poderia ser uma obra apócrifa aramaica relacionada ao patriarca Enoque. Outros fragmentos mencionaram Lameque, mas os pesquisadores aguardaram para identificar o rolo até que pudessem descobrir mais.</w:t>
+      </w:r>
+    </w:p>
+    <w:p>
+      <w:pPr/>
+      <w:r>
+        <w:rPr>
+          <w:lang w:val="pt_PT" w:bidi="pt_PT"/>
+        </w:rPr>
+      </w:r>
+      <w:r>
+        <w:rPr>
+          <w:lang w:val="pt_PT" w:bidi="pt_PT"/>
+        </w:rPr>
+        <w:t>Mais tarde, especialistas conseguiram desenrolá-lo. O pergaminho estava danificado e incompleto. O início e o fim estavam ausentes. A parte interna estava melhor preservada, mas havia danos na escrita por causa da tinta utilizada. O pergaminho discute Enoque, Lameque e outras pessoas do livro de Gênesis. É uma versão em aramaico das partes de Gênesis que narram a história dos patriarcas. No entanto, esta versão inclui lendas e outros conteúdos em um estilo de memórias que não são encontrados na Bíblia Hebraica. Este estilo de escrita era popular entre os judeus devotos no início da era cristã. Como resultado, estudiosos dataram o original do primeiro século a.C.. A cópia encontrada em Qumran foi provavelmente feita entre 50 a.C. e 70 d.C.</w:t>
+      </w:r>
+    </w:p>
+    <w:p>
+      <w:pPr/>
+      <w:r>
+        <w:rPr>
+          <w:lang w:val="pt_PT" w:bidi="pt_PT"/>
+        </w:rPr>
+      </w:r>
+      <w:r>
+        <w:rPr>
+          <w:lang w:val="pt_PT" w:bidi="pt_PT"/>
+        </w:rPr>
+        <w:t xml:space="preserve">O estilo do pergaminho torna difícil classificá-lo. Alguns estudiosos o chamam de </w:t>
+      </w:r>
+      <w:r>
+        <w:rPr>
+          <w:i/>
+          <w:lang w:val="pt_PT" w:bidi="pt_PT"/>
+        </w:rPr>
+        <w:t>targum</w:t>
+      </w:r>
+      <w:r>
+        <w:rPr>
+          <w:lang w:val="pt_PT" w:bidi="pt_PT"/>
+        </w:rPr>
+        <w:t xml:space="preserve"> (uma paráfrase ou comentário expandido sobre as Escrituras) porque ele adiciona livremente material não encontrado na Bíblia Hebraica. Outros o chamam de </w:t>
+      </w:r>
+      <w:r>
+        <w:rPr>
+          <w:i/>
+          <w:lang w:val="pt_PT" w:bidi="pt_PT"/>
+        </w:rPr>
+        <w:t>midrash</w:t>
+      </w:r>
+      <w:r>
+        <w:rPr>
+          <w:lang w:val="pt_PT" w:bidi="pt_PT"/>
+        </w:rPr>
+        <w:t xml:space="preserve"> (uma história de ensino ou interpretação semelhante a um sermão). Ele contém características de ambos. Pode ser melhor descrito como uma recriação criativa de partes do Gênesis que adiciona detalhes como uma descrição da beleza de Sara, os sonhos de Abraão e histórias sobre pragas e viagens.</w:t>
+      </w:r>
+    </w:p>
+    <w:p>
+      <w:pPr/>
+      <w:r>
+        <w:rPr>
+          <w:lang w:val="pt_PT" w:bidi="pt_PT"/>
+        </w:rPr>
+      </w:r>
+      <w:r>
+        <w:rPr>
+          <w:lang w:val="pt_PT" w:bidi="pt_PT"/>
+        </w:rPr>
+        <w:t>O Apócrifo Aramaico é mais antigo do que a versão usada na Palestina durante o tempo de Cristo. Contém algumas influências hebraicas, mas é principalmente escrito em bom aramaico, em grande parte semelhante ao aramaico bíblico. A linguagem do rolo é mais recente do que o aramaico antigo (do décimo ao oitavo séculos a.C.) ou o aramaico oficial (dos períodos assírio e persa), conforme indicam certas formas gramaticais. A maioria dos estudiosos considera essa língua como aramaico médio e a data entre o aramaico de Daniel e o aramaico ocidental posterior.</w:t>
+      </w:r>
+    </w:p>
+    <w:p>
+      <w:pPr/>
+      <w:r>
+        <w:rPr>
+          <w:lang w:val="pt_PT" w:bidi="pt_PT"/>
+        </w:rPr>
+      </w:r>
+      <w:r>
+        <w:rPr>
+          <w:lang w:val="pt_PT" w:bidi="pt_PT"/>
+        </w:rPr>
+        <w:t>A maioria dos estudiosos data Daniel do segundo século a.C., mas isso precisa ser reconsiderado. Por um lado, o fato de que praticamente todos os livros do Antigo Testamento hebraico foram descobertos em Qumran indica que foram escritos e aceitos em uma data anterior. Além disso, o aramaico de Daniel é anterior ao do Apócrifo e se encaixa no período em que o aramaico oficial era a principal forma dessa língua. Em outras palavras, o Gênesis Apócrifo não oferece razões válidas para datar o aramaico de Daniel ou Esdras mais tarde do que os séculos sexto a quinto a.C.</w:t>
+      </w:r>
+    </w:p>
+    <w:p>
+      <w:pPr/>
+      <w:r>
+        <w:rPr>
+          <w:lang w:val="pt_PT" w:bidi="pt_PT"/>
+        </w:rPr>
+      </w:r>
+      <w:r>
+        <w:rPr>
+          <w:i/>
+          <w:lang w:val="pt_PT" w:bidi="pt_PT"/>
+        </w:rPr>
+        <w:t>Veja também</w:t>
+      </w:r>
+      <w:r>
+        <w:rPr>
+          <w:lang w:val="pt_PT" w:bidi="pt_PT"/>
+        </w:rPr>
+        <w:t xml:space="preserve"> </w:t>
+      </w:r>
+      <w:r>
+        <w:rPr>
+          <w:lang w:val="pt_PT" w:bidi="pt_PT"/>
+        </w:rPr>
+        <w:t>Apócrifos</w:t>
+      </w:r>
+      <w:r>
+        <w:rPr>
+          <w:lang w:val="pt_PT" w:bidi="pt_PT"/>
+        </w:rPr>
+        <w:t xml:space="preserve">; </w:t>
+      </w:r>
+      <w:r>
+        <w:rPr>
+          <w:lang w:val="pt_PT" w:bidi="pt_PT"/>
+        </w:rPr>
+        <w:t>Livro de Gênesis</w:t>
       </w:r>
       <w:r>
         <w:rPr>

--- a/por/docx/008.content.docx
+++ b/por/docx/008.content.docx
@@ -19,7 +19,7 @@
         <w:rPr>
           <w:lang w:val="pt_PT" w:bidi="pt_PT"/>
         </w:rPr>
-        <w:t>Resource: Tyndale Open Bible Dictionary</w:t>
+        <w:t>Resource: Aquifer Open Bible Dictionary</w:t>
       </w:r>
       <w:r>
         <w:rPr>
@@ -112,7 +112,7 @@
         <w:rPr>
           <w:lang w:val="pt_PT" w:bidi="pt_PT"/>
         </w:rPr>
-        <w:t>Tyndale Open Bible Dictionary</w:t>
+        <w:t>Aquifer Open Bible Dictionary</w:t>
       </w:r>
     </w:p>
     <w:p>
